--- a/por/docx/42.content.docx
+++ b/por/docx/42.content.docx
@@ -11,6 +11,15 @@
         <w:pStyle w:val="Heading2"/>
       </w:pPr>
       <w:r>
+        <w:t>Resource: Notas de Estudo (Tyndale)</w:t>
+      </w:r>
+      <w:r/>
+    </w:p>
+    <w:p>
+      <w:pPr>
+        <w:pStyle w:val="Heading2"/>
+      </w:pPr>
+      <w:r>
         <w:t>License Information</w:t>
       </w:r>
       <w:r/>
@@ -21,7 +30,7 @@
         <w:rPr>
           <w:b/>
         </w:rPr>
-        <w:t>Study Notes (Tyndale)</w:t>
+        <w:t>Notas de Estudo (Tyndale)</w:t>
       </w:r>
       <w:r>
         <w:t xml:space="preserve"> (Portuguese) is based on</w:t>
@@ -74,7 +83,7 @@
         <w:pStyle w:val="Heading1"/>
       </w:pPr>
       <w:r>
-        <w:t>Study Notes (Tyndale)</w:t>
+        <w:t>Notas de Estudo (Tyndale)</w:t>
       </w:r>
     </w:p>
     <w:p>
@@ -83,6 +92,51 @@
           <w:headerReference w:type="even" r:id="rId8"/>
           <w:headerReference w:type="default" r:id="rId9"/>
           <w:footerReference w:type="default" r:id="rId10"/>
+          <w:footnotePr>
+            <w:numRestart w:val="eachSect"/>
+          </w:footnotePr>
+          <w:type w:val="continuous"/>
+          <w:pgSz w:w="12240" w:h="15840" w:code="1"/>
+          <w:pgMar w:top="1440" w:right="1440" w:bottom="1440" w:left="1440" w:header="504" w:footer="504" w:gutter="0"/>
+          <w:cols w:space="708"/>
+          <w:titlePg/>
+          <w:docGrid w:linePitch="360"/>
+        </w:sectPr>
+      </w:pPr>
+    </w:p>
+    <w:p>
+      <w:r/>
+    </w:p>
+    <w:p>
+      <w:pPr>
+        <w:pStyle w:val="Heading2"/>
+      </w:pPr>
+      <w:r>
+        <w:t>LUK</w:t>
+      </w:r>
+      <w:r/>
+    </w:p>
+    <w:p>
+      <w:r/>
+      <w:r>
+        <w:rPr>
+          <w:i/>
+        </w:rPr>
+        <w:t>Luke 1:1, Luke 1:1–4, Luke 1:3, Luke 1:5, Luke 1:5–2.52, Luke 1:7, Luke 1:8–9, Lucas 1.12–13, Lucas 1.15, Lucas 1.17, Lucas 1.19, Lucas 1.20, Lucas 1.24, Lucas 1.26, Lucas 1.27, Lucas 1.31, Lucas 1.32–33, Lucas 1.35, Lucas 1.36, Lucas 1.39, Lucas 1.41, Lucas 1.46–55, Lucas 1.48, Lucas 1.51, Lucas 1.54–55, Lucas 1.59, Lucas 1.62–63, Lucas 1.66, Lucas 1.67–79, Lucas 1.68, Lucas 1.69, Lucas 1.71, Lucas 1.76–77, Lucas 1.78, Lucas 1.80, Lucas 2.1, Lucas 2:1–7, Lucas 2.2, Lucas 2.3–4, Lucas 2.5, Lucas 2.7, Lucas 2.8, Lucas 2.9–10, Lucas 2.11, Lucas 2.12, Lucas 2.13, Lucas 2.14, Lucas 2.19, Lucas 2.20, Lucas 2.21, Lucas 2.22, Lucas 2.24, Lucas 2.25, Lucas 2.26, Lucas 2.27, Lucas 2.29–32, Lucas 2.30, Lucas 2.31, Lucas 2.32, Lucas 2.34, Lucas 2.35, Lucas 2.36–38, Lucas 2.37, Lucas 2.40, Lucas 2.41, Lucas 2.41–51, Lucas 2.42, Lucas 2.44, Lucas 2.46, Lucas 2.47, Lucas 2.49, Lucas 2.51, Lucas 3.1, Lucas 3.1–4.13, Lucas 3.2, Lucas 3.3, Lucas 3.4–6, Lucas 3.7, Lucas 3.8, Lucas 3.9, Lucas 3.11, Lucas 3.12, Lucas 3.14, Lucas 3.16, Lucas 3.17, Lucas 3.19–20, Lucas 3.21, Lucas 3.21–22, Lucas 3.22, Lucas 3.23, Lucas 3.23–38, Lucas 3.27, Lucas 3.31, Lucas 3.32, Lucas 3.38, Lucas 4.1–13, Lucas 4.2, Lucas 4.3, Lucas 4.4, Lucas 4.6, Lucas 4.8, Lucas 4.10–11, Lucas 4.12, Lucas 4.13, Lucas 4.14, Lucas 4.16–30, Lucas 4.18–19, Lucas 4.21, Lucas 4.23, Lucas 4.25–26, Lucas 4.27, Lucas 4.28, Lucas 4.30, Lucas 4.31, Lucas 4.33, Lucas 4.34, Lucas 4.36, Lucas 4.38, Lucas 4.39, Lucas 4.41, Lucas 4.43, Lucas 4.44, Lucas 5.1–11, Lucas 5.3, Lucas 5.4, Lucas 5.7, Lucas 5.8, Lucas 5.10, Lucas 5.11, Lucas 5.12, Lucas 5.13, Lucas 5.14, Lucas 5.17, Lucas 5.17–26, Lucas 5.19, Lucas 5.22, Lucas 5.23–24, Lucas 5.24, Lucas 5:27, Lucas 5.27–32, Lucas 5.29, Lucas 5.30, Lucas 5.31–32, Lucas 5.33, Lucas 5.34–35, Lucas 5.36–38, Lucas 5.39, Lucas 6.1, Lucas 6.1–11, Lucas 6.2, Luke 6:3, Lucas 6.5, Lucas 6.6–7, Lucas 6.8, Lucas 6.9, Lucas 6.12, Lucas 6.13, Lucas 6.14, Lucas 6.15, Lucas 6.16, Lucas 6:17, Lucas 6.17–49, Lucas 6.20–21, Lucas 6.20–23, Lucas 6.23, Lucas 6.24–26, Lucas 6.27, Lucas 6.30, Lucas 6.31, Lucas 6.34–36, Luke 6.37–42, Lucas 6.38, Lucas 6.41, Lucas 6.45, Luke 6.49, Lucas 7.1–10, Lucas 7.2, Lucas 7.3, Lucas 7.5, Lucas 7.6, Lucas 7.8, Lucas 7.9, Luke 7:11, Lucas 7.11–17, Lucas 7.12, Lucas 7.13–14, Lucas 7.16, Lucas 7.18–23, Lucas 7.22, Lucas 7.23, Lucas 7.27, Lucas 7.28, Lucas 7.31–35, Lucas 7.33, Lucas 7.35, Lucas 7.36, Lucas 7.36–50, Lucas 7.37, Lucas 7.38, Lucas 7.40, Lucas 7.41, Lucas 7.43, Lucas 7.44–46, Lucas 7.47, Lucas 8.2, Lucas 8.2–3, Lucas 8.4–15, Lucas 8.5, Lucas 8.6, Lucas 8.7, Lucas 8.8, Lucas 8.10, Lucas 8.11, Lucas 8.12, Lucas 8.13, Lucas 8.16–17, Lucas 8.18, Lucas 8.19–20, Lucas 8.21, Lucas 8.22–25, Lucas 8.23, Lucas 8.24, Lucas 8.26, Lucas 8.26–39, Lucas 8.27, Lucas 8.28, Lucas 8.29, Lucas 8.30, Lucas 8.31, Lucas 8.32, Lucas 8.35, Lucas 8.37, Lucas 8.39, Lucas 8.40–56, Lucas 8.41, Lucas 8.43, Lucas 8.44, Lucas 8.45, Lucas 8.48, Lucas 8.51, Lucas 8.52, Lucas 8.55, Lucas 8.56, Lucas 9.1–6, Lucas 9.3, Lucas 9.4, Lucas 9.5, Lucas 9.8, Lucas 9.9, Lucas 9.10, Lucas 9.10–17, Lucas 9.11, Lucas 9.13, Lucas 9.17, Lucas 9.18–27, Lucas 9.19, Lucas 9.20, Lucas 9.21–22, Lucas 9.22, Lucas 9.23, Lucas 9.23–27, Lucas 9.24, Lucas 9.26, Lucas 9.27, Lucas 9.28, Lucas 9.28–36, Lucas 9.29, Lucas 9.31, Lucas 9.33, Lucas 9.34, Lucas 9.35, Lucas 9.38, Lucas 9.39, Lucas 9.41, Lucas 9.44, Lucas 9.45, Lucas 9.46, Lucas 9.46–50, Lucas 9.47, Lucas 9.48, Lucas 9.50, Lucas 9.51, Lucas 9.51–19.44, Lucas 9.52–53, Lucas 9.54, Lucas 9.57–62, Lucas 9.58, Lucas 9.59, Lucas 9.61–62, Lucas 10:1–20, Lucas 10.2, Lucas 10.3, Lucas 10.4, Lucas 10.5, Lucas 10.7, Lucas 10.9, Lucas 10.11, Lucas 10.12, Lucas 10.13, Lucas 10.15, Lucas 10.18, Lucas 10.19, Lucas 10.20, Lucas 10.21, Lucas 10.22, Lucas 10.23, Lucas 10.25, Lucas 10.27, Lucas 10.28, Lucas 10.29, Lucas 10.30, Lucas 10.30–37, Luke 10.31, Lucas 10.32, Lucas 10.33, Lucas 10.34, Lucas 10.38–42, Lucas 10.39, Lucas 10.40, Lucas 10.42, Lucas 11.1, Lucas 11.2–4, Lucas 11.4, Lucas 11.6, Lucas 11.8, Lucas 11.11–12, Lucas 11.13, Lucas 11.14, Lucas 11.14–32, Lucas 11.15, Lucas 11.17, Lucas 11.20, Lucas 11.21–22, Lucas 11.23, Lucas 11.26, Lucas 11.28, Lucas 11.29–30, Lucas 11.31, Lucas 11.33, Lucas 11.35–36, Lucas 11.37, Lucas 11.38, Lucas 11.39, Lucas 11.41, Lucas 11.42, Lucas 11.42–52, Lucas 11.43, Lucas 11.44, Lucas 11.45, Lucas 11.46, Lucas 11.48, Lucas 11.49, Lucas 11.51, Lucas 11.52, Lucas 12.1, Lucas 12.2–3, Lucas 12.5, Lucas 12.6, Lucas 12.8, Lucas 12.10, Lucas 12.11–12, Lucas 12.13, Lucas 12.13–21, Lucas 12.15, Lucas 12.16–20, Lucas 12.19–20, Lucas 12.22–34, Lucas 12.24, Lucas 12.25, Lucas 12.27, Lucas 12.30, Lucas 12.31, Lucas 12.32, Lucas 12.33, Lucas 12.35, Lucas 12.35–48, Lucas 12.36, Lucas 12.37, Lucas 12.40, Lucas 12.42, Lucas 12.44, Lucas 12.46, Lucas 12.47–48, Lucas 12.49, Lucas 12.50, Lucas 12.51–53, Lucas 12.53, Lucas 12.54, Lucas 12.55, Lucas 12.58, Lucas 13.1, Lucas 13.1–4, Lucas 13.4, Lucas 13.6, Lucas 13.6–9, Lucas 13.9, Lucas 13.10, Lucas 13.11, Lucas 13.14, Lucas 13.15–16, Lucas 13.17, Lucas 13.18–21, Lucas 13.19, Lucas 13.21, Lucas 13.23, Lucas 13.25, Lucas 13.28, Lucas 13.29, Lucas 13.32, Lucas 13.33, Lucas 13.34, Lucas 13.35, Lucas 14.1, Lucas 14.2, Lucas 14.3, Lucas 14.5, Lucas 14.7, Lucas 14.8, Lucas 14.9, Lucas 14.12–13, Lucas 14.14, Lucas 14.15–24, Lucas 14.17, Lucas 14.18, Lucas 14.19, Lucas 14.20, Lucas 14.21, Lucas 14.23, Lucas 14.25–35, Lucas 14.26, Lucas 14.27, Lucas 14.34, Lucas 14.35, Lucas 15.1, Lucas 15.1–32, Lucas 15.2, Lucas 15.4, Lucas 15.8, Lucas 15.11–32, Lucas 15.12, Lucas 15.13, Lucas 15.15, Lucas 15.20, Lucas 15.21, Lucas 15.22, Lucas 15.23, Lucas 15.28, Lucas 15.30, Lucas 15.31, Lucas 16.1, Lucas 16.2, Lucas 16.3, Lucas 16.5–7, Lucas 16.6, Lucas 16.7, Lucas 16.8, Lucas 16.8–9, Lucas 16.9, Lucas 16.13, Lucas 16.14, Lucas 16.16, Lucas 16.17, Lucas 16.18, Lucas 16.19, Lucas 16.19–31, Lucas 16.21, Lucas 16.22, Lucas 16.23, Lucas 16.24, Lucas 16.26, Lucas 16.31, Lucas 17.1, Lucas 17.2, Lucas 17.4, Lucas 17.6, Lucas 17.7–10, Lucas 17.11, Lucas 17.11–19, Lucas 17.12, Lucas 17.14, Lucas 17.16, Lucas 17.19, Lucas 17.20–21, Lucas 17.20–37, Lucas 17.22, Lucas 17.23–24, Lucas 17.25, Lucas 17.26–29, Lucas 17.32–33, Lucas 17.34–35, Lucas 17.37, Lucas 18.1–8, Lucas 18.2, Lucas 18.3, Lucas 18.5, Lucas 18.7, Lucas 18.8, Lucas 18.9–14, Lucas 18.10, Lucas 18.12, Lucas 18.13, Lucas 18.14, Lucas 18.15–17, Lucas 18.17, Lucas 18.18, Lucas 18.18–30, Lucas 18.19, Lucas 18.20, Lucas 18.21, Lucas 18.22, Lucas 18.24–25, Lucas 18.27, Lucas 18.28–30, Lucas 18.30, Lucas 18.31, Lucas 18.31–34, Lucas 18.32–33, Lucas 18.34, Lucas 18.35, Lucas 18.35–43, Lucas 18.38, Lucas 19.1–10, Lucas 19.2, Lucas 19.4, Lucas 19.5, Lucas 19.7, Lucas 19.8, Luke 19:9, Lucas 19.10, Lucas 19.11–27, Lucas 19.12, Lucas 19.14, Lucas 19.17, Lucas 19.23, Lucas 19.26, Lucas 19.27, Lucas 19.28–40, Lucas 19.29, Lucas 19.30, Lucas 19.31, Lucas 19.36, Lucas 19.38, Lucas 19.40, Lucas 19.42, Lucas 19.43–44, Lucas 19.45, Lucas 19.45–48, Lucas 19.47, Lucas 20.1, Lucas 20.1–47, Lucas 20.2, Lucas 20.4–6, Lucas 20.6, Lucas 20.7–8, Lucas 20.9, Lucas 20.9–19, Lucas 20.10, Lucas 20.13, Lucas 20.14, Lucas 20.17, Lucas 20.18, Lucas 20.19, Lucas 20.20–26, Lucas 20.21, Lucas 20.22, Lucas 20.24, Lucas 20.25, Lucas 20.27, Lucas 20.28, Lucas 20.29–33, Lucas 20.33, Lucas 20.35, Lucas 20.36, Lucas 20.37, Lucas 20.39, Lucas 20.40, Lucas 20.41, Lucas 20.41–44, Lucas 20.42–43, Lucas 20.44, Lucas 20.46–47, Lucas 20.47, Lucas 21.1, Lucas 21.1–4, Lucas 21.2, Lucas 21.4, Lucas 21.5, Lucas 21.5–38, Lucas 21.6, Lucas 21.8, Lucas 21.8–11, Lucas 21.11, Lucas 21.12, Lucas 21.12–19, Lucas 21.15, Lucas 21.16, Lucas 21.18–19, Lucas 21.20–24, Lucas 21.21, Lucas 21.22, Lucas 21.24, Lucas 21.25, Lucas 21.31, Lucas 21.32, Lucas 21.33, Lucas 21.34, Lucas 21.36, Lucas 22.1, Lucas 22.1–6, Lucas 22.3, Lucas 22.4, Lucas 22.5, Lucas 22.6, Lucas 22.7, Lucas 22.7–30, Lucas 22.8, Lucas 22.10, Lucas 22.11–12, Lucas 22.14, Lucas 22.15, Lucas 22.16, Lucas 22.17, Lucas 22.19–20, Lucas 22.20, Lucas 22.21–22, Lucas 22.22, Lucas 22.24, Lucas 22.25, Lucas 22.27, Lucas 22.29–30, Lucas 22.30, Lucas 22.31, Lucas 22.32, Lucas 22.33, Lucas 22.34, Lucas 22.36, Lucas 22.38, Lucas 22.39, Lucas 22.42, Lucas 22.43, Lucas 22.44, Lucas 22.45–46, Lucas 22.47, Lucas 22.51, Lucas 22.52, Lucas 22.54, Lucas 22.59, Lucas 22.61, Lucas 22.63, Lucas 22.64, Lucas 22.66, Lucas 22.67–68, Lucas 22.69, Lucas 22.70, Lucas 22.71, Lucas 23.1, Lucas 23.2, Lucas 23.3, Lucas 23.4, Lucas 23.5, Lucas 23.6–7, Lucas 23.8, Lucas 23.9, Lucas 23.12, Lucas 23.14–15, Lucas 23.16–18, Lucas 23.19, Lucas 23.24, Lucas 23.26, Lucas 23.28, Lucas 23.29, Lucas 23.30, Lucas 23.31, Lucas 23.33, Lucas 23.34, Lucas 23.35, Lucas 23.36, Lucas 23.38, Lucas 23.42, Lucas 23.43, Lucas 23.44, Lucas 23.45, Lucas 23.46, Lucas 23.47, Lucas 23.48, Lucas 23.50–51, Lucas 23.52, Lucas 23.53, Lucas 23.54, Lucas 23.55–56, Lucas 24.1, Lucas 24.1–12, Lucas 24.2, Lucas 24.4, Lucas 24.5–7, Lucas 24.7, Lucas 24.9, Lucas 24.10, Lucas 24.12, Lucas 24.13, Lucas 24.13–34, Lucas 24.16, Lucas 24.18, Lucas 24.19, Lucas 24.21, Lucas 24.22, Lucas 24.25–26, Luke 24.27, Lucas 24.29, Lucas 24.30, Lucas 24.31, Lucas 24.34, Lucas 24.39, Lucas 24.44, Lucas 24.46, Lucas 24.47, Lucas 24.48, Lucas 24.49, Lucas 24.50, Lucas 24.50–53, Lucas 24.51, Lucas 24.53</w:t>
+      </w:r>
+      <w:r/>
+    </w:p>
+    <w:p>
+      <w:r/>
+      <w:r>
+        <w:t xml:space="preserve"> </w:t>
+      </w:r>
+      <w:r/>
+      <w:r/>
+    </w:p>
+    <w:p>
+      <w:pPr>
+        <w:sectPr>
           <w:footnotePr>
             <w:numRestart w:val="eachSect"/>
           </w:footnotePr>

--- a/por/docx/42.content.docx
+++ b/por/docx/42.content.docx
@@ -163,13 +163,6 @@
         <w:rPr>
           <w:lang w:val="pt_PT" w:bidi="pt_PT"/>
         </w:rPr>
-      </w:r>
-      <w:r>
-        <w:rPr>
-          <w:i/>
-          <w:lang w:val="pt_PT" w:bidi="pt_PT"/>
-        </w:rPr>
-        <w:t>Luke 1:1, Luke 1:1–4, Luke 1:3, Luke 1:5, Luke 1:5–2.52, Luke 1:7, Luke 1:8–9, Lucas 1.12–13, Lucas 1.15, Lucas 1.17, Lucas 1.19, Lucas 1.20, Lucas 1.24, Lucas 1.26, Lucas 1.27, Lucas 1.31, Lucas 1.32–33, Lucas 1.35, Lucas 1.36, Lucas 1.39, Lucas 1.41, Lucas 1.46–55, Lucas 1.48, Lucas 1.51, Lucas 1.54–55, Lucas 1.59, Lucas 1.62–63, Lucas 1.66, Lucas 1.67–79, Lucas 1.68, Lucas 1.69, Lucas 1.71, Lucas 1.76–77, Lucas 1.78, Lucas 1.80, Lucas 2.1, Lucas 2:1–7, Lucas 2.2, Lucas 2.3–4, Lucas 2.5, Lucas 2.7, Lucas 2.8, Lucas 2.9–10, Lucas 2.11, Lucas 2.12, Lucas 2.13, Lucas 2.14, Lucas 2.19, Lucas 2.20, Lucas 2.21, Lucas 2.22, Lucas 2.24, Lucas 2.25, Lucas 2.26, Lucas 2.27, Lucas 2.29–32, Lucas 2.30, Lucas 2.31, Lucas 2.32, Lucas 2.34, Lucas 2.35, Lucas 2.36–38, Lucas 2.37, Lucas 2.40, Lucas 2.41, Lucas 2.41–51, Lucas 2.42, Lucas 2.44, Lucas 2.46, Lucas 2.47, Lucas 2.49, Lucas 2.51, Lucas 3.1, Lucas 3.1–4.13, Lucas 3.2, Lucas 3.3, Lucas 3.4–6, Lucas 3.7, Lucas 3.8, Lucas 3.9, Lucas 3.11, Lucas 3.12, Lucas 3.14, Lucas 3.16, Lucas 3.17, Lucas 3.19–20, Lucas 3.21, Lucas 3.21–22, Lucas 3.22, Lucas 3.23, Lucas 3.23–38, Lucas 3.27, Lucas 3.31, Lucas 3.32, Lucas 3.38, Lucas 4.1–13, Lucas 4.2, Lucas 4.3, Lucas 4.4, Lucas 4.6, Lucas 4.8, Lucas 4.10–11, Lucas 4.12, Lucas 4.13, Lucas 4.14, Lucas 4.16–30, Lucas 4.18–19, Lucas 4.21, Lucas 4.23, Lucas 4.25–26, Lucas 4.27, Lucas 4.28, Lucas 4.30, Lucas 4.31, Lucas 4.33, Lucas 4.34, Lucas 4.36, Lucas 4.38, Lucas 4.39, Lucas 4.41, Lucas 4.43, Lucas 4.44, Lucas 5.1–11, Lucas 5.3, Lucas 5.4, Lucas 5.7, Lucas 5.8, Lucas 5.10, Lucas 5.11, Lucas 5.12, Lucas 5.13, Lucas 5.14, Lucas 5.17, Lucas 5.17–26, Lucas 5.19, Lucas 5.22, Lucas 5.23–24, Lucas 5.24, Lucas 5:27, Lucas 5.27–32, Lucas 5.29, Lucas 5.30, Lucas 5.31–32, Lucas 5.33, Lucas 5.34–35, Lucas 5.36–38, Lucas 5.39, Lucas 6.1, Lucas 6.1–11, Lucas 6.2, Luke 6:3, Lucas 6.5, Lucas 6.6–7, Lucas 6.8, Lucas 6.9, Lucas 6.12, Lucas 6.13, Lucas 6.14, Lucas 6.15, Lucas 6.16, Lucas 6:17, Lucas 6.17–49, Lucas 6.20–21, Lucas 6.20–23, Lucas 6.23, Lucas 6.24–26, Lucas 6.27, Lucas 6.30, Lucas 6.31, Lucas 6.34–36, Luke 6.37–42, Lucas 6.38, Lucas 6.41, Lucas 6.45, Luke 6.49, Lucas 7.1–10, Lucas 7.2, Lucas 7.3, Lucas 7.5, Lucas 7.6, Lucas 7.8, Lucas 7.9, Luke 7:11, Lucas 7.11–17, Lucas 7.12, Lucas 7.13–14, Lucas 7.16, Lucas 7.18–23, Lucas 7.22, Lucas 7.23, Lucas 7.27, Lucas 7.28, Lucas 7.31–35, Lucas 7.33, Lucas 7.35, Lucas 7.36, Lucas 7.36–50, Lucas 7.37, Lucas 7.38, Lucas 7.40, Lucas 7.41, Lucas 7.43, Lucas 7.44–46, Lucas 7.47, Lucas 8.2, Lucas 8.2–3, Lucas 8.4–15, Lucas 8.5, Lucas 8.6, Lucas 8.7, Lucas 8.8, Lucas 8.10, Lucas 8.11, Lucas 8.12, Lucas 8.13, Lucas 8.16–17, Lucas 8.18, Lucas 8.19–20, Lucas 8.21, Lucas 8.22–25, Lucas 8.23, Lucas 8.24, Lucas 8.26, Lucas 8.26–39, Lucas 8.27, Lucas 8.28, Lucas 8.29, Lucas 8.30, Lucas 8.31, Lucas 8.32, Lucas 8.35, Lucas 8.37, Lucas 8.39, Lucas 8.40–56, Lucas 8.41, Lucas 8.43, Lucas 8.44, Lucas 8.45, Lucas 8.48, Lucas 8.51, Lucas 8.52, Lucas 8.55, Lucas 8.56, Lucas 9.1–6, Lucas 9.3, Lucas 9.4, Lucas 9.5, Lucas 9.8, Lucas 9.9, Lucas 9.10, Lucas 9.10–17, Lucas 9.11, Lucas 9.13, Lucas 9.17, Lucas 9.18–27, Lucas 9.19, Lucas 9.20, Lucas 9.21–22, Lucas 9.22, Lucas 9.23, Lucas 9.23–27, Lucas 9.24, Lucas 9.26, Lucas 9.27, Lucas 9.28, Lucas 9.28–36, Lucas 9.29, Lucas 9.31, Lucas 9.33, Lucas 9.34, Lucas 9.35, Lucas 9.38, Lucas 9.39, Lucas 9.41, Lucas 9.44, Lucas 9.45, Lucas 9.46, Lucas 9.46–50, Lucas 9.47, Lucas 9.48, Lucas 9.50, Lucas 9.51, Lucas 9.51–19.44, Lucas 9.52–53, Lucas 9.54, Lucas 9.57–62, Lucas 9.58, Lucas 9.59, Lucas 9.61–62, Lucas 10:1–20, Lucas 10.2, Lucas 10.3, Lucas 10.4, Lucas 10.5, Lucas 10.7, Lucas 10.9, Lucas 10.11, Lucas 10.12, Lucas 10.13, Lucas 10.15, Lucas 10.18, Lucas 10.19, Lucas 10.20, Lucas 10.21, Lucas 10.22, Lucas 10.23, Lucas 10.25, Lucas 10.27, Lucas 10.28, Lucas 10.29, Lucas 10.30, Lucas 10.30–37, Luke 10.31, Lucas 10.32, Lucas 10.33, Lucas 10.34, Lucas 10.38–42, Lucas 10.39, Lucas 10.40, Lucas 10.42, Lucas 11.1, Lucas 11.2–4, Lucas 11.4, Lucas 11.6, Lucas 11.8, Lucas 11.11–12, Lucas 11.13, Lucas 11.14, Lucas 11.14–32, Lucas 11.15, Lucas 11.17, Lucas 11.20, Lucas 11.21–22, Lucas 11.23, Lucas 11.26, Lucas 11.28, Lucas 11.29–30, Lucas 11.31, Lucas 11.33, Lucas 11.35–36, Lucas 11.37, Lucas 11.38, Lucas 11.39, Lucas 11.41, Lucas 11.42, Lucas 11.42–52, Lucas 11.43, Lucas 11.44, Lucas 11.45, Lucas 11.46, Lucas 11.48, Lucas 11.49, Lucas 11.51, Lucas 11.52, Lucas 12.1, Lucas 12.2–3, Lucas 12.5, Lucas 12.6, Lucas 12.8, Lucas 12.10, Lucas 12.11–12, Lucas 12.13, Lucas 12.13–21, Lucas 12.15, Lucas 12.16–20, Lucas 12.19–20, Lucas 12.22–34, Lucas 12.24, Lucas 12.25, Lucas 12.27, Lucas 12.30, Lucas 12.31, Lucas 12.32, Lucas 12.33, Lucas 12.35, Lucas 12.35–48, Lucas 12.36, Lucas 12.37, Lucas 12.40, Lucas 12.42, Lucas 12.44, Lucas 12.46, Lucas 12.47–48, Lucas 12.49, Lucas 12.50, Lucas 12.51–53, Lucas 12.53, Lucas 12.54, Lucas 12.55, Lucas 12.58, Lucas 13.1, Lucas 13.1–4, Lucas 13.4, Lucas 13.6, Lucas 13.6–9, Lucas 13.9, Lucas 13.10, Lucas 13.11, Lucas 13.14, Lucas 13.15–16, Lucas 13.17, Lucas 13.18–21, Lucas 13.19, Lucas 13.21, Lucas 13.23, Lucas 13.25, Lucas 13.28, Lucas 13.29, Lucas 13.32, Lucas 13.33, Lucas 13.34, Lucas 13.35, Lucas 14.1, Lucas 14.2, Lucas 14.3, Lucas 14.5, Lucas 14.7, Lucas 14.8, Lucas 14.9, Lucas 14.12–13, Lucas 14.14, Lucas 14.15–24, Lucas 14.17, Lucas 14.18, Lucas 14.19, Lucas 14.20, Lucas 14.21, Lucas 14.23, Lucas 14.25–35, Lucas 14.26, Lucas 14.27, Lucas 14.34, Lucas 14.35, Lucas 15.1, Lucas 15.1–32, Lucas 15.2, Lucas 15.4, Lucas 15.8, Lucas 15.11–32, Lucas 15.12, Lucas 15.13, Lucas 15.15, Lucas 15.20, Lucas 15.21, Lucas 15.22, Lucas 15.23, Lucas 15.28, Lucas 15.30, Lucas 15.31, Lucas 16.1, Lucas 16.2, Lucas 16.3, Lucas 16.5–7, Lucas 16.6, Lucas 16.7, Lucas 16.8, Lucas 16.8–9, Lucas 16.9, Lucas 16.13, Lucas 16.14, Lucas 16.16, Lucas 16.17, Lucas 16.18, Lucas 16.19, Lucas 16.19–31, Lucas 16.21, Lucas 16.22, Lucas 16.23, Lucas 16.24, Lucas 16.26, Lucas 16.31, Lucas 17.1, Lucas 17.2, Lucas 17.4, Lucas 17.6, Lucas 17.7–10, Lucas 17.11, Lucas 17.11–19, Lucas 17.12, Lucas 17.14, Lucas 17.16, Lucas 17.19, Lucas 17.20–21, Lucas 17.20–37, Lucas 17.22, Lucas 17.23–24, Lucas 17.25, Lucas 17.26–29, Lucas 17.32–33, Lucas 17.34–35, Lucas 17.37, Lucas 18.1–8, Lucas 18.2, Lucas 18.3, Lucas 18.5, Lucas 18.7, Lucas 18.8, Lucas 18.9–14, Lucas 18.10, Lucas 18.12, Lucas 18.13, Lucas 18.14, Lucas 18.15–17, Lucas 18.17, Lucas 18.18, Lucas 18.18–30, Lucas 18.19, Lucas 18.20, Lucas 18.21, Lucas 18.22, Lucas 18.24–25, Lucas 18.27, Lucas 18.28–30, Lucas 18.30, Lucas 18.31, Lucas 18.31–34, Lucas 18.32–33, Lucas 18.34, Lucas 18.35, Lucas 18.35–43, Lucas 18.38, Lucas 19.1–10, Lucas 19.2, Lucas 19.4, Lucas 19.5, Lucas 19.7, Lucas 19.8, Luke 19:9, Lucas 19.10, Lucas 19.11–27, Lucas 19.12, Lucas 19.14, Lucas 19.17, Lucas 19.23, Lucas 19.26, Lucas 19.27, Lucas 19.28–40, Lucas 19.29, Lucas 19.30, Lucas 19.31, Lucas 19.36, Lucas 19.38, Lucas 19.40, Lucas 19.42, Lucas 19.43–44, Lucas 19.45, Lucas 19.45–48, Lucas 19.47, Lucas 20.1, Lucas 20.1–47, Lucas 20.2, Lucas 20.4–6, Lucas 20.6, Lucas 20.7–8, Lucas 20.9, Lucas 20.9–19, Lucas 20.10, Lucas 20.13, Lucas 20.14, Lucas 20.17, Lucas 20.18, Lucas 20.19, Lucas 20.20–26, Lucas 20.21, Lucas 20.22, Lucas 20.24, Lucas 20.25, Lucas 20.27, Lucas 20.28, Lucas 20.29–33, Lucas 20.33, Lucas 20.35, Lucas 20.36, Lucas 20.37, Lucas 20.39, Lucas 20.40, Lucas 20.41, Lucas 20.41–44, Lucas 20.42–43, Lucas 20.44, Lucas 20.46–47, Lucas 20.47, Lucas 21.1, Lucas 21.1–4, Lucas 21.2, Lucas 21.4, Lucas 21.5, Lucas 21.5–38, Lucas 21.6, Lucas 21.8, Lucas 21.8–11, Lucas 21.11, Lucas 21.12, Lucas 21.12–19, Lucas 21.15, Lucas 21.16, Lucas 21.18–19, Lucas 21.20–24, Lucas 21.21, Lucas 21.22, Lucas 21.24, Lucas 21.25, Lucas 21.31, Lucas 21.32, Lucas 21.33, Lucas 21.34, Lucas 21.36, Lucas 22.1, Lucas 22.1–6, Lucas 22.3, Lucas 22.4, Lucas 22.5, Lucas 22.6, Lucas 22.7, Lucas 22.7–30, Lucas 22.8, Lucas 22.10, Lucas 22.11–12, Lucas 22.14, Lucas 22.15, Lucas 22.16, Lucas 22.17, Lucas 22.19–20, Lucas 22.20, Lucas 22.21–22, Lucas 22.22, Lucas 22.24, Lucas 22.25, Lucas 22.27, Lucas 22.29–30, Lucas 22.30, Lucas 22.31, Lucas 22.32, Lucas 22.33, Lucas 22.34, Lucas 22.36, Lucas 22.38, Lucas 22.39, Lucas 22.42, Lucas 22.43, Lucas 22.44, Lucas 22.45–46, Lucas 22.47, Lucas 22.51, Lucas 22.52, Lucas 22.54, Lucas 22.59, Lucas 22.61, Lucas 22.63, Lucas 22.64, Lucas 22.66, Lucas 22.67–68, Lucas 22.69, Lucas 22.70, Lucas 22.71, Lucas 23.1, Lucas 23.2, Lucas 23.3, Lucas 23.4, Lucas 23.5, Lucas 23.6–7, Lucas 23.8, Lucas 23.9, Lucas 23.12, Lucas 23.14–15, Lucas 23.16–18, Lucas 23.19, Lucas 23.24, Lucas 23.26, Lucas 23.28, Lucas 23.29, Lucas 23.30, Lucas 23.31, Lucas 23.33, Lucas 23.34, Lucas 23.35, Lucas 23.36, Lucas 23.38, Lucas 23.42, Lucas 23.43, Lucas 23.44, Lucas 23.45, Lucas 23.46, Lucas 23.47, Lucas 23.48, Lucas 23.50–51, Lucas 23.52, Lucas 23.53, Lucas 23.54, Lucas 23.55–56, Lucas 24.1, Lucas 24.1–12, Lucas 24.2, Lucas 24.4, Lucas 24.5–7, Lucas 24.7, Lucas 24.9, Lucas 24.10, Lucas 24.12, Lucas 24.13, Lucas 24.13–34, Lucas 24.16, Lucas 24.18, Lucas 24.19, Lucas 24.21, Lucas 24.22, Lucas 24.25–26, Luke 24.27, Lucas 24.29, Lucas 24.30, Lucas 24.31, Lucas 24.34, Lucas 24.39, Lucas 24.44, Lucas 24.46, Lucas 24.47, Lucas 24.48, Lucas 24.49, Lucas 24.50, Lucas 24.50–53, Lucas 24.51, Lucas 24.53</w:t>
       </w:r>
       <w:r>
         <w:rPr>

--- a/por/docx/42.content.docx
+++ b/por/docx/42.content.docx
@@ -150,19 +150,6 @@
           <w:lang w:val="pt_PT" w:bidi="pt_PT"/>
         </w:rPr>
         <w:t>LUK</w:t>
-      </w:r>
-      <w:r>
-        <w:rPr>
-          <w:lang w:val="pt_PT" w:bidi="pt_PT"/>
-        </w:rPr>
-      </w:r>
-    </w:p>
-    <w:p>
-      <w:pPr/>
-      <w:r>
-        <w:rPr>
-          <w:lang w:val="pt_PT" w:bidi="pt_PT"/>
-        </w:rPr>
       </w:r>
       <w:r>
         <w:rPr>

--- a/por/docx/42.content.docx
+++ b/por/docx/42.content.docx
@@ -19,7 +19,7 @@
         <w:rPr>
           <w:lang w:val="pt_PT" w:bidi="pt_PT"/>
         </w:rPr>
-        <w:t>Resource: Notas de Estudo (Tyndale)</w:t>
+        <w:t>Resource: Tyndale Open Study Notes</w:t>
       </w:r>
       <w:r>
         <w:rPr>
@@ -112,7 +112,7 @@
         <w:rPr>
           <w:lang w:val="pt_PT" w:bidi="pt_PT"/>
         </w:rPr>
-        <w:t>Notas de Estudo (Tyndale)</w:t>
+        <w:t>Tyndale Open Study Notes</w:t>
       </w:r>
     </w:p>
     <w:p>

--- a/por/docx/42.content.docx
+++ b/por/docx/42.content.docx
@@ -19,7 +19,7 @@
         <w:rPr>
           <w:lang w:val="pt_PT" w:bidi="pt_PT"/>
         </w:rPr>
-        <w:t>Resource: Tyndale Open Study Notes</w:t>
+        <w:t>Resource: Aquifer Open Study Notes</w:t>
       </w:r>
       <w:r>
         <w:rPr>
@@ -112,7 +112,7 @@
         <w:rPr>
           <w:lang w:val="pt_PT" w:bidi="pt_PT"/>
         </w:rPr>
-        <w:t>Tyndale Open Study Notes</w:t>
+        <w:t>Aquifer Open Study Notes</w:t>
       </w:r>
     </w:p>
     <w:p>
